--- a/architecture-research/stage-04-risk-simulation/stage_04_technical_stack.docx
+++ b/architecture-research/stage-04-risk-simulation/stage_04_technical_stack.docx
@@ -26,7 +26,7 @@
           <w:sz w:val="22"/>
           <w:szCs w:val="22"/>
         </w:rPr>
-        <w:t xml:space="preserve">Financial Uncertainty &amp; Risk Simulation</w:t>
+        <w:t xml:space="preserve">Financial Uncertainty &amp; Risk Simulation (v1.1)</w:t>
       </w:r>
     </w:p>
     <w:p>
@@ -42,7 +42,7 @@
           <w:sz w:val="18"/>
           <w:szCs w:val="18"/>
         </w:rPr>
-        <w:t xml:space="preserve">DecisionTwin — HackPSU Fall 2026 (FNB Challenge · Nittany AI Challenge) · Architecture research deliverable · 2026-10-24</w:t>
+        <w:t xml:space="preserve">DecisionTwin — HackPSU Fall 2026 (FNB Challenge · Nittany AI Challenge) · Architecture v1.1 (post-audit) · 2026-10-24</w:t>
       </w:r>
     </w:p>
     <w:p>
@@ -51,6 +51,622 @@
         <w:spacing w:after="160" w:before="360"/>
       </w:pPr>
       <w:r>
+        <w:t xml:space="preserve">0. Version 1.1 audit revision</w:t>
+      </w:r>
+    </w:p>
+    <w:p>
+      <w:pPr>
+        <w:spacing w:after="120"/>
+      </w:pPr>
+      <w:r>
+        <w:t xml:space="preserve">This specification was revised after the six-stage architecture audit of 2026-10-24 (review: reviews/stage_04_review.md; authoritative schemas: supervisor/api_and_data_contracts.md v1.1). The table lists what changed and why; the sections below reflect v1.1.</w:t>
+      </w:r>
+    </w:p>
+    <w:tbl>
+      <w:tblPr>
+        <w:tblW w:type="dxa" w:w="9360"/>
+        <w:tblBorders>
+          <w:top w:val="single" w:color="auto" w:sz="4"/>
+          <w:left w:val="single" w:color="auto" w:sz="4"/>
+          <w:bottom w:val="single" w:color="auto" w:sz="4"/>
+          <w:right w:val="single" w:color="auto" w:sz="4"/>
+          <w:insideH w:val="single" w:color="auto" w:sz="4"/>
+          <w:insideV w:val="single" w:color="auto" w:sz="4"/>
+        </w:tblBorders>
+      </w:tblPr>
+      <w:tblGrid>
+        <w:gridCol w:w="1300"/>
+        <w:gridCol w:w="4200"/>
+        <w:gridCol w:w="3860"/>
+      </w:tblGrid>
+      <w:tr>
+        <w:trPr>
+          <w:tblHeader/>
+        </w:trPr>
+        <w:tc>
+          <w:tcPr>
+            <w:tcW w:type="dxa" w:w="1300"/>
+            <w:tcBorders>
+              <w:top w:val="single" w:color="BFBFBF" w:sz="4"/>
+              <w:left w:val="single" w:color="BFBFBF" w:sz="4"/>
+              <w:bottom w:val="single" w:color="BFBFBF" w:sz="4"/>
+              <w:right w:val="single" w:color="BFBFBF" w:sz="4"/>
+            </w:tcBorders>
+            <w:shd w:fill="DCE6F1" w:color="auto" w:val="clear"/>
+            <w:tcMar>
+              <w:top w:type="dxa" w:w="60"/>
+              <w:left w:type="dxa" w:w="100"/>
+              <w:bottom w:type="dxa" w:w="60"/>
+              <w:right w:type="dxa" w:w="100"/>
+            </w:tcMar>
+          </w:tcPr>
+          <w:p>
+            <w:pPr>
+              <w:spacing w:after="0"/>
+            </w:pPr>
+            <w:r>
+              <w:rPr>
+                <w:b/>
+                <w:bCs/>
+                <w:sz w:val="19"/>
+                <w:szCs w:val="19"/>
+              </w:rPr>
+              <w:t xml:space="preserve">Change</w:t>
+            </w:r>
+          </w:p>
+        </w:tc>
+        <w:tc>
+          <w:tcPr>
+            <w:tcW w:type="dxa" w:w="4200"/>
+            <w:tcBorders>
+              <w:top w:val="single" w:color="BFBFBF" w:sz="4"/>
+              <w:left w:val="single" w:color="BFBFBF" w:sz="4"/>
+              <w:bottom w:val="single" w:color="BFBFBF" w:sz="4"/>
+              <w:right w:val="single" w:color="BFBFBF" w:sz="4"/>
+            </w:tcBorders>
+            <w:shd w:fill="DCE6F1" w:color="auto" w:val="clear"/>
+            <w:tcMar>
+              <w:top w:type="dxa" w:w="60"/>
+              <w:left w:type="dxa" w:w="100"/>
+              <w:bottom w:type="dxa" w:w="60"/>
+              <w:right w:type="dxa" w:w="100"/>
+            </w:tcMar>
+          </w:tcPr>
+          <w:p>
+            <w:pPr>
+              <w:spacing w:after="0"/>
+            </w:pPr>
+            <w:r>
+              <w:rPr>
+                <w:b/>
+                <w:bCs/>
+                <w:sz w:val="19"/>
+                <w:szCs w:val="19"/>
+              </w:rPr>
+              <w:t xml:space="preserve">What changed</w:t>
+            </w:r>
+          </w:p>
+        </w:tc>
+        <w:tc>
+          <w:tcPr>
+            <w:tcW w:type="dxa" w:w="3860"/>
+            <w:tcBorders>
+              <w:top w:val="single" w:color="BFBFBF" w:sz="4"/>
+              <w:left w:val="single" w:color="BFBFBF" w:sz="4"/>
+              <w:bottom w:val="single" w:color="BFBFBF" w:sz="4"/>
+              <w:right w:val="single" w:color="BFBFBF" w:sz="4"/>
+            </w:tcBorders>
+            <w:shd w:fill="DCE6F1" w:color="auto" w:val="clear"/>
+            <w:tcMar>
+              <w:top w:type="dxa" w:w="60"/>
+              <w:left w:type="dxa" w:w="100"/>
+              <w:bottom w:type="dxa" w:w="60"/>
+              <w:right w:type="dxa" w:w="100"/>
+            </w:tcMar>
+          </w:tcPr>
+          <w:p>
+            <w:pPr>
+              <w:spacing w:after="0"/>
+            </w:pPr>
+            <w:r>
+              <w:rPr>
+                <w:b/>
+                <w:bCs/>
+                <w:sz w:val="19"/>
+                <w:szCs w:val="19"/>
+              </w:rPr>
+              <w:t xml:space="preserve">Why</w:t>
+            </w:r>
+          </w:p>
+        </w:tc>
+      </w:tr>
+      <w:tr>
+        <w:tc>
+          <w:tcPr>
+            <w:tcW w:type="dxa" w:w="1300"/>
+            <w:tcBorders>
+              <w:top w:val="single" w:color="BFBFBF" w:sz="4"/>
+              <w:left w:val="single" w:color="BFBFBF" w:sz="4"/>
+              <w:bottom w:val="single" w:color="BFBFBF" w:sz="4"/>
+              <w:right w:val="single" w:color="BFBFBF" w:sz="4"/>
+            </w:tcBorders>
+            <w:tcMar>
+              <w:top w:type="dxa" w:w="60"/>
+              <w:left w:type="dxa" w:w="100"/>
+              <w:bottom w:type="dxa" w:w="60"/>
+              <w:right w:type="dxa" w:w="100"/>
+            </w:tcMar>
+          </w:tcPr>
+          <w:p>
+            <w:pPr>
+              <w:spacing w:after="0"/>
+            </w:pPr>
+            <w:r>
+              <w:rPr>
+                <w:b w:val="false"/>
+                <w:bCs w:val="false"/>
+                <w:sz w:val="19"/>
+                <w:szCs w:val="19"/>
+              </w:rPr>
+              <w:t xml:space="preserve">CH-21</w:t>
+            </w:r>
+          </w:p>
+        </w:tc>
+        <w:tc>
+          <w:tcPr>
+            <w:tcW w:type="dxa" w:w="4200"/>
+            <w:tcBorders>
+              <w:top w:val="single" w:color="BFBFBF" w:sz="4"/>
+              <w:left w:val="single" w:color="BFBFBF" w:sz="4"/>
+              <w:bottom w:val="single" w:color="BFBFBF" w:sz="4"/>
+              <w:right w:val="single" w:color="BFBFBF" w:sz="4"/>
+            </w:tcBorders>
+            <w:tcMar>
+              <w:top w:type="dxa" w:w="60"/>
+              <w:left w:type="dxa" w:w="100"/>
+              <w:bottom w:type="dxa" w:w="60"/>
+              <w:right w:type="dxa" w:w="100"/>
+            </w:tcMar>
+          </w:tcPr>
+          <w:p>
+            <w:pPr>
+              <w:spacing w:after="0"/>
+            </w:pPr>
+            <w:r>
+              <w:rPr>
+                <w:b w:val="false"/>
+                <w:bCs w:val="false"/>
+                <w:sz w:val="19"/>
+                <w:szCs w:val="19"/>
+              </w:rPr>
+              <w:t xml:space="preserve">Illustrative user-relative scenarios replace the "CFPB median 3-week shock"; CFPB research is context only</w:t>
+            </w:r>
+          </w:p>
+        </w:tc>
+        <w:tc>
+          <w:tcPr>
+            <w:tcW w:type="dxa" w:w="3860"/>
+            <w:tcBorders>
+              <w:top w:val="single" w:color="BFBFBF" w:sz="4"/>
+              <w:left w:val="single" w:color="BFBFBF" w:sz="4"/>
+              <w:bottom w:val="single" w:color="BFBFBF" w:sz="4"/>
+              <w:right w:val="single" w:color="BFBFBF" w:sz="4"/>
+            </w:tcBorders>
+            <w:tcMar>
+              <w:top w:type="dxa" w:w="60"/>
+              <w:left w:type="dxa" w:w="100"/>
+              <w:bottom w:type="dxa" w:w="60"/>
+              <w:right w:type="dxa" w:w="100"/>
+            </w:tcMar>
+          </w:tcPr>
+          <w:p>
+            <w:pPr>
+              <w:spacing w:after="0"/>
+            </w:pPr>
+            <w:r>
+              <w:rPr>
+                <w:b w:val="false"/>
+                <w:bCs w:val="false"/>
+                <w:sz w:val="19"/>
+                <w:szCs w:val="19"/>
+              </w:rPr>
+              <w:t xml:space="preserve">The v1.0 figure could not be substantiated in CFPB sources reviewed on 2026-10-24</w:t>
+            </w:r>
+          </w:p>
+        </w:tc>
+      </w:tr>
+      <w:tr>
+        <w:tc>
+          <w:tcPr>
+            <w:tcW w:type="dxa" w:w="1300"/>
+            <w:tcBorders>
+              <w:top w:val="single" w:color="BFBFBF" w:sz="4"/>
+              <w:left w:val="single" w:color="BFBFBF" w:sz="4"/>
+              <w:bottom w:val="single" w:color="BFBFBF" w:sz="4"/>
+              <w:right w:val="single" w:color="BFBFBF" w:sz="4"/>
+            </w:tcBorders>
+            <w:tcMar>
+              <w:top w:type="dxa" w:w="60"/>
+              <w:left w:type="dxa" w:w="100"/>
+              <w:bottom w:type="dxa" w:w="60"/>
+              <w:right w:type="dxa" w:w="100"/>
+            </w:tcMar>
+          </w:tcPr>
+          <w:p>
+            <w:pPr>
+              <w:spacing w:after="0"/>
+            </w:pPr>
+            <w:r>
+              <w:rPr>
+                <w:b w:val="false"/>
+                <w:bCs w:val="false"/>
+                <w:sz w:val="19"/>
+                <w:szCs w:val="19"/>
+              </w:rPr>
+              <w:t xml:space="preserve">CH-04</w:t>
+            </w:r>
+          </w:p>
+        </w:tc>
+        <w:tc>
+          <w:tcPr>
+            <w:tcW w:type="dxa" w:w="4200"/>
+            <w:tcBorders>
+              <w:top w:val="single" w:color="BFBFBF" w:sz="4"/>
+              <w:left w:val="single" w:color="BFBFBF" w:sz="4"/>
+              <w:bottom w:val="single" w:color="BFBFBF" w:sz="4"/>
+              <w:right w:val="single" w:color="BFBFBF" w:sz="4"/>
+            </w:tcBorders>
+            <w:tcMar>
+              <w:top w:type="dxa" w:w="60"/>
+              <w:left w:type="dxa" w:w="100"/>
+              <w:bottom w:type="dxa" w:w="60"/>
+              <w:right w:type="dxa" w:w="100"/>
+            </w:tcMar>
+          </w:tcPr>
+          <w:p>
+            <w:pPr>
+              <w:spacing w:after="0"/>
+            </w:pPr>
+            <w:r>
+              <w:rPr>
+                <w:b w:val="false"/>
+                <w:bCs w:val="false"/>
+                <w:sz w:val="19"/>
+                <w:szCs w:val="19"/>
+              </w:rPr>
+              <w:t xml:space="preserve">With-offer runs start from savings after purchase</w:t>
+            </w:r>
+          </w:p>
+        </w:tc>
+        <w:tc>
+          <w:tcPr>
+            <w:tcW w:type="dxa" w:w="3860"/>
+            <w:tcBorders>
+              <w:top w:val="single" w:color="BFBFBF" w:sz="4"/>
+              <w:left w:val="single" w:color="BFBFBF" w:sz="4"/>
+              <w:bottom w:val="single" w:color="BFBFBF" w:sz="4"/>
+              <w:right w:val="single" w:color="BFBFBF" w:sz="4"/>
+            </w:tcBorders>
+            <w:tcMar>
+              <w:top w:type="dxa" w:w="60"/>
+              <w:left w:type="dxa" w:w="100"/>
+              <w:bottom w:type="dxa" w:w="60"/>
+              <w:right w:type="dxa" w:w="100"/>
+            </w:tcMar>
+          </w:tcPr>
+          <w:p>
+            <w:pPr>
+              <w:spacing w:after="0"/>
+            </w:pPr>
+            <w:r>
+              <w:rPr>
+                <w:b w:val="false"/>
+                <w:bCs w:val="false"/>
+                <w:sz w:val="19"/>
+                <w:szCs w:val="19"/>
+              </w:rPr>
+              <w:t xml:space="preserve">Pre-purchase savings overstated runway</w:t>
+            </w:r>
+          </w:p>
+        </w:tc>
+      </w:tr>
+      <w:tr>
+        <w:tc>
+          <w:tcPr>
+            <w:tcW w:type="dxa" w:w="1300"/>
+            <w:tcBorders>
+              <w:top w:val="single" w:color="BFBFBF" w:sz="4"/>
+              <w:left w:val="single" w:color="BFBFBF" w:sz="4"/>
+              <w:bottom w:val="single" w:color="BFBFBF" w:sz="4"/>
+              <w:right w:val="single" w:color="BFBFBF" w:sz="4"/>
+            </w:tcBorders>
+            <w:tcMar>
+              <w:top w:type="dxa" w:w="60"/>
+              <w:left w:type="dxa" w:w="100"/>
+              <w:bottom w:type="dxa" w:w="60"/>
+              <w:right w:type="dxa" w:w="100"/>
+            </w:tcMar>
+          </w:tcPr>
+          <w:p>
+            <w:pPr>
+              <w:spacing w:after="0"/>
+            </w:pPr>
+            <w:r>
+              <w:rPr>
+                <w:b w:val="false"/>
+                <w:bCs w:val="false"/>
+                <w:sz w:val="19"/>
+                <w:szCs w:val="19"/>
+              </w:rPr>
+              <w:t xml:space="preserve">CH-22</w:t>
+            </w:r>
+          </w:p>
+        </w:tc>
+        <w:tc>
+          <w:tcPr>
+            <w:tcW w:type="dxa" w:w="4200"/>
+            <w:tcBorders>
+              <w:top w:val="single" w:color="BFBFBF" w:sz="4"/>
+              <w:left w:val="single" w:color="BFBFBF" w:sz="4"/>
+              <w:bottom w:val="single" w:color="BFBFBF" w:sz="4"/>
+              <w:right w:val="single" w:color="BFBFBF" w:sz="4"/>
+            </w:tcBorders>
+            <w:tcMar>
+              <w:top w:type="dxa" w:w="60"/>
+              <w:left w:type="dxa" w:w="100"/>
+              <w:bottom w:type="dxa" w:w="60"/>
+              <w:right w:type="dxa" w:w="100"/>
+            </w:tcMar>
+          </w:tcPr>
+          <w:p>
+            <w:pPr>
+              <w:spacing w:after="0"/>
+            </w:pPr>
+            <w:r>
+              <w:rPr>
+                <w:b w:val="false"/>
+                <w:bCs w:val="false"/>
+                <w:sz w:val="19"/>
+                <w:szCs w:val="19"/>
+              </w:rPr>
+              <w:t xml:space="preserve">Savings floored at zero; shortfall tracked as an unfunded gap with no interest assumed</w:t>
+            </w:r>
+          </w:p>
+        </w:tc>
+        <w:tc>
+          <w:tcPr>
+            <w:tcW w:type="dxa" w:w="3860"/>
+            <w:tcBorders>
+              <w:top w:val="single" w:color="BFBFBF" w:sz="4"/>
+              <w:left w:val="single" w:color="BFBFBF" w:sz="4"/>
+              <w:bottom w:val="single" w:color="BFBFBF" w:sz="4"/>
+              <w:right w:val="single" w:color="BFBFBF" w:sz="4"/>
+            </w:tcBorders>
+            <w:tcMar>
+              <w:top w:type="dxa" w:w="60"/>
+              <w:left w:type="dxa" w:w="100"/>
+              <w:bottom w:type="dxa" w:w="60"/>
+              <w:right w:type="dxa" w:w="100"/>
+            </w:tcMar>
+          </w:tcPr>
+          <w:p>
+            <w:pPr>
+              <w:spacing w:after="0"/>
+            </w:pPr>
+            <w:r>
+              <w:rPr>
+                <w:b w:val="false"/>
+                <w:bCs w:val="false"/>
+                <w:sz w:val="19"/>
+                <w:szCs w:val="19"/>
+              </w:rPr>
+              <w:t xml:space="preserve">Negative balances implied a free credit line</w:t>
+            </w:r>
+          </w:p>
+        </w:tc>
+      </w:tr>
+      <w:tr>
+        <w:tc>
+          <w:tcPr>
+            <w:tcW w:type="dxa" w:w="1300"/>
+            <w:tcBorders>
+              <w:top w:val="single" w:color="BFBFBF" w:sz="4"/>
+              <w:left w:val="single" w:color="BFBFBF" w:sz="4"/>
+              <w:bottom w:val="single" w:color="BFBFBF" w:sz="4"/>
+              <w:right w:val="single" w:color="BFBFBF" w:sz="4"/>
+            </w:tcBorders>
+            <w:tcMar>
+              <w:top w:type="dxa" w:w="60"/>
+              <w:left w:type="dxa" w:w="100"/>
+              <w:bottom w:type="dxa" w:w="60"/>
+              <w:right w:type="dxa" w:w="100"/>
+            </w:tcMar>
+          </w:tcPr>
+          <w:p>
+            <w:pPr>
+              <w:spacing w:after="0"/>
+            </w:pPr>
+            <w:r>
+              <w:rPr>
+                <w:b w:val="false"/>
+                <w:bCs w:val="false"/>
+                <w:sz w:val="19"/>
+                <w:szCs w:val="19"/>
+              </w:rPr>
+              <w:t xml:space="preserve">CH-23</w:t>
+            </w:r>
+          </w:p>
+        </w:tc>
+        <w:tc>
+          <w:tcPr>
+            <w:tcW w:type="dxa" w:w="4200"/>
+            <w:tcBorders>
+              <w:top w:val="single" w:color="BFBFBF" w:sz="4"/>
+              <w:left w:val="single" w:color="BFBFBF" w:sz="4"/>
+              <w:bottom w:val="single" w:color="BFBFBF" w:sz="4"/>
+              <w:right w:val="single" w:color="BFBFBF" w:sz="4"/>
+            </w:tcBorders>
+            <w:tcMar>
+              <w:top w:type="dxa" w:w="60"/>
+              <w:left w:type="dxa" w:w="100"/>
+              <w:bottom w:type="dxa" w:w="60"/>
+              <w:right w:type="dxa" w:w="100"/>
+            </w:tcMar>
+          </w:tcPr>
+          <w:p>
+            <w:pPr>
+              <w:spacing w:after="0"/>
+            </w:pPr>
+            <w:r>
+              <w:rPr>
+                <w:b w:val="false"/>
+                <w:bCs w:val="false"/>
+                <w:sz w:val="19"/>
+                <w:szCs w:val="19"/>
+              </w:rPr>
+              <w:t xml:space="preserve">Every scenario runs without and with the offer</w:t>
+            </w:r>
+          </w:p>
+        </w:tc>
+        <w:tc>
+          <w:tcPr>
+            <w:tcW w:type="dxa" w:w="3860"/>
+            <w:tcBorders>
+              <w:top w:val="single" w:color="BFBFBF" w:sz="4"/>
+              <w:left w:val="single" w:color="BFBFBF" w:sz="4"/>
+              <w:bottom w:val="single" w:color="BFBFBF" w:sz="4"/>
+              <w:right w:val="single" w:color="BFBFBF" w:sz="4"/>
+            </w:tcBorders>
+            <w:tcMar>
+              <w:top w:type="dxa" w:w="60"/>
+              <w:left w:type="dxa" w:w="100"/>
+              <w:bottom w:type="dxa" w:w="60"/>
+              <w:right w:type="dxa" w:w="100"/>
+            </w:tcMar>
+          </w:tcPr>
+          <w:p>
+            <w:pPr>
+              <w:spacing w:after="0"/>
+            </w:pPr>
+            <w:r>
+              <w:rPr>
+                <w:b w:val="false"/>
+                <w:bCs w:val="false"/>
+                <w:sz w:val="19"/>
+                <w:szCs w:val="19"/>
+              </w:rPr>
+              <w:t xml:space="preserve">Users could not see how much stress the loan adds</w:t>
+            </w:r>
+          </w:p>
+        </w:tc>
+      </w:tr>
+      <w:tr>
+        <w:tc>
+          <w:tcPr>
+            <w:tcW w:type="dxa" w:w="1300"/>
+            <w:tcBorders>
+              <w:top w:val="single" w:color="BFBFBF" w:sz="4"/>
+              <w:left w:val="single" w:color="BFBFBF" w:sz="4"/>
+              <w:bottom w:val="single" w:color="BFBFBF" w:sz="4"/>
+              <w:right w:val="single" w:color="BFBFBF" w:sz="4"/>
+            </w:tcBorders>
+            <w:tcMar>
+              <w:top w:type="dxa" w:w="60"/>
+              <w:left w:type="dxa" w:w="100"/>
+              <w:bottom w:type="dxa" w:w="60"/>
+              <w:right w:type="dxa" w:w="100"/>
+            </w:tcMar>
+          </w:tcPr>
+          <w:p>
+            <w:pPr>
+              <w:spacing w:after="0"/>
+            </w:pPr>
+            <w:r>
+              <w:rPr>
+                <w:b w:val="false"/>
+                <w:bCs w:val="false"/>
+                <w:sz w:val="19"/>
+                <w:szCs w:val="19"/>
+              </w:rPr>
+              <w:t xml:space="preserve">CH-24, CH-25</w:t>
+            </w:r>
+          </w:p>
+        </w:tc>
+        <w:tc>
+          <w:tcPr>
+            <w:tcW w:type="dxa" w:w="4200"/>
+            <w:tcBorders>
+              <w:top w:val="single" w:color="BFBFBF" w:sz="4"/>
+              <w:left w:val="single" w:color="BFBFBF" w:sz="4"/>
+              <w:bottom w:val="single" w:color="BFBFBF" w:sz="4"/>
+              <w:right w:val="single" w:color="BFBFBF" w:sz="4"/>
+            </w:tcBorders>
+            <w:tcMar>
+              <w:top w:type="dxa" w:w="60"/>
+              <w:left w:type="dxa" w:w="100"/>
+              <w:bottom w:type="dxa" w:w="60"/>
+              <w:right w:type="dxa" w:w="100"/>
+            </w:tcMar>
+          </w:tcPr>
+          <w:p>
+            <w:pPr>
+              <w:spacing w:after="0"/>
+            </w:pPr>
+            <w:r>
+              <w:rPr>
+                <w:b w:val="false"/>
+                <w:bCs w:val="false"/>
+                <w:sz w:val="19"/>
+                <w:szCs w:val="19"/>
+              </w:rPr>
+              <w:t xml:space="preserve">Month-by-month baseline equality; break-even for 3 and 6 months with defined edge cases</w:t>
+            </w:r>
+          </w:p>
+        </w:tc>
+        <w:tc>
+          <w:tcPr>
+            <w:tcW w:type="dxa" w:w="3860"/>
+            <w:tcBorders>
+              <w:top w:val="single" w:color="BFBFBF" w:sz="4"/>
+              <w:left w:val="single" w:color="BFBFBF" w:sz="4"/>
+              <w:bottom w:val="single" w:color="BFBFBF" w:sz="4"/>
+              <w:right w:val="single" w:color="BFBFBF" w:sz="4"/>
+            </w:tcBorders>
+            <w:tcMar>
+              <w:top w:type="dxa" w:w="60"/>
+              <w:left w:type="dxa" w:w="100"/>
+              <w:bottom w:type="dxa" w:w="60"/>
+              <w:right w:type="dxa" w:w="100"/>
+            </w:tcMar>
+          </w:tcPr>
+          <w:p>
+            <w:pPr>
+              <w:spacing w:after="0"/>
+            </w:pPr>
+            <w:r>
+              <w:rPr>
+                <w:b w:val="false"/>
+                <w:bCs w:val="false"/>
+                <w:sz w:val="19"/>
+                <w:szCs w:val="19"/>
+              </w:rPr>
+              <w:t xml:space="preserve">The v1.0 test failed on a correct engine; edge cases were undefined</w:t>
+            </w:r>
+          </w:p>
+        </w:tc>
+      </w:tr>
+    </w:tbl>
+    <w:p>
+      <w:pPr>
+        <w:spacing w:after="120"/>
+      </w:pPr>
+    </w:p>
+    <w:p>
+      <w:pPr>
+        <w:pStyle w:val="Heading1"/>
+        <w:spacing w:after="160" w:before="360"/>
+      </w:pPr>
+      <w:r>
         <w:t xml:space="preserve">1. Stage overview</w:t>
       </w:r>
     </w:p>
@@ -59,7 +675,7 @@
         <w:spacing w:after="120"/>
       </w:pPr>
       <w:r>
-        <w:t xml:space="preserve">Stage 4 shows how the loan behaves if circumstances change. The MVP uses deterministic stress scenarios with CFPB-grounded default shocks, one-at-a-time sensitivity analysis, and a bisection search for the largest income drop the household could sustain for a set number of months. Monte Carlo over a triangular income distribution is an enhancement with explicit assumption labels. No probability of financial distress is claimed.</w:t>
+        <w:t xml:space="preserve">Stage 4 shows how the plan behaves if circumstances change, using deterministic, illustrative scenarios sized relative to the user's own figures: an expense of one month of essentials, a 25% income cut for three months, the user's low-month income every month (variable earners), two months without income, and a 20% rise in vehicle costs. Each scenario runs without and with the offer, savings never go below zero (any shortfall is an unfunded gap), and the break-even income drop is reported for 3 and 6 months. These are not forecasts, and no probability is claimed.</w:t>
       </w:r>
     </w:p>
     <w:p>
@@ -248,7 +864,7 @@
                 <w:sz w:val="19"/>
                 <w:szCs w:val="19"/>
               </w:rPr>
-              <w:t xml:space="preserve">Pure Python over the Stage 3 monthly cash-flow function</w:t>
+              <w:t xml:space="preserve">Pure Python over engine.month_net(t)</w:t>
             </w:r>
           </w:p>
         </w:tc>
@@ -279,7 +895,7 @@
                 <w:sz w:val="19"/>
                 <w:szCs w:val="19"/>
               </w:rPr>
-              <w:t xml:space="preserve">Consistency with the baseline by construction; reproducible</w:t>
+              <w:t xml:space="preserve">Consistent with Stage 3 by construction; reproducible</w:t>
             </w:r>
           </w:p>
         </w:tc>
@@ -343,7 +959,7 @@
                 <w:sz w:val="19"/>
                 <w:szCs w:val="19"/>
               </w:rPr>
-              <w:t xml:space="preserve">scenarios.yaml with assumption ids and citations</w:t>
+              <w:t xml:space="preserve">scenarios.yaml, every entry labeled illustrative</w:t>
             </w:r>
           </w:p>
         </w:tc>
@@ -374,7 +990,7 @@
                 <w:sz w:val="19"/>
                 <w:szCs w:val="19"/>
               </w:rPr>
-              <w:t xml:space="preserve">Defaults are visible, editable and cited</w:t>
+              <w:t xml:space="preserve">Honest defaults; no unsupported citations</w:t>
             </w:r>
           </w:p>
         </w:tc>
@@ -438,7 +1054,7 @@
                 <w:sz w:val="19"/>
                 <w:szCs w:val="19"/>
               </w:rPr>
-              <w:t xml:space="preserve">One-at-a-time ±10% driver perturbation</w:t>
+              <w:t xml:space="preserve">One-at-a-time ±10% (labeled)</w:t>
             </w:r>
           </w:p>
         </w:tc>
@@ -469,7 +1085,7 @@
                 <w:sz w:val="19"/>
                 <w:szCs w:val="19"/>
               </w:rPr>
-              <w:t xml:space="preserve">Needs no distributions; answers "what drives the result"</w:t>
+              <w:t xml:space="preserve">Shows which driver matters without distributions</w:t>
             </w:r>
           </w:p>
         </w:tc>
@@ -533,7 +1149,7 @@
                 <w:sz w:val="19"/>
                 <w:szCs w:val="19"/>
               </w:rPr>
-              <w:t xml:space="preserve">Bisection for break-even income drop; runway months</w:t>
+              <w:t xml:space="preserve">Bisection break-even for 3 and 6 months; runway; unfunded gap</w:t>
             </w:r>
           </w:p>
         </w:tc>
@@ -597,7 +1213,7 @@
                 <w:sz w:val="19"/>
                 <w:szCs w:val="19"/>
               </w:rPr>
-              <w:t xml:space="preserve">Monte Carlo (enhanced)</w:t>
+              <w:t xml:space="preserve">Monte Carlo</w:t>
             </w:r>
           </w:p>
         </w:tc>
@@ -628,7 +1244,7 @@
                 <w:sz w:val="19"/>
                 <w:szCs w:val="19"/>
               </w:rPr>
-              <w:t xml:space="preserve">NumPy default_rng with fixed seed, triangular(min, typical, max)</w:t>
+              <w:t xml:space="preserve">Deferred</w:t>
             </w:r>
           </w:p>
         </w:tc>
@@ -659,7 +1275,7 @@
                 <w:sz w:val="19"/>
                 <w:szCs w:val="19"/>
               </w:rPr>
-              <w:t xml:space="preserve">Minimal-assumption distribution from user-stated range; seed exposed</w:t>
+              <w:t xml:space="preserve">Adds no information beyond deterministic bounds for one user; invites probability misreading</w:t>
             </w:r>
           </w:p>
         </w:tc>
@@ -1156,7 +1772,7 @@
         <w:spacing w:after="60"/>
       </w:pPr>
       <w:r>
-        <w:t xml:space="preserve">Monthly recursion: savings_t = savings_t−1 + income_t − outflows_t with first shortfall, runway, cumulative shortfall and recovery month recorded.</w:t>
+        <w:t xml:space="preserve">Start balances: without the offer = savings; with the offer = F13 savings after purchase.</w:t>
       </w:r>
     </w:p>
     <w:p>
@@ -1169,7 +1785,7 @@
         <w:spacing w:after="60"/>
       </w:pPr>
       <w:r>
-        <w:t xml:space="preserve">Default catalog: income dip of three weeks of income twice in twelve months (CFPB median shock), one-time unexpected expense of three weeks of income, −25% income for three months, job loss for N months, ownership costs +20%, and a custom scenario.</w:t>
+        <w:t xml:space="preserve">Monthly recursion: raw = previous balance + month_net(t); balance = max(0, raw); the unfunded gap grows by any shortfall and is repaid from later surpluses.</w:t>
       </w:r>
     </w:p>
     <w:p>
@@ -1182,7 +1798,7 @@
         <w:spacing w:after="60"/>
       </w:pPr>
       <w:r>
-        <w:t xml:space="preserve">Ranges from the user (min/typical/max) are handled deterministically with a "low month every month" scenario rather than a distribution.</w:t>
+        <w:t xml:space="preserve">Catalog v1.1 (illustrative): expense spike = one month of essentials in month 2; income −25% in months 2–4; low-month income every month (variable earners only); zero income for 2 months (no benefits assumed); +20% incremental vehicle costs.</w:t>
       </w:r>
     </w:p>
     <w:p>
@@ -1195,7 +1811,7 @@
         <w:spacing w:after="60"/>
       </w:pPr>
       <w:r>
-        <w:t xml:space="preserve">Break-even income drop: bisection over the drop fraction for M months (default 3) such that the minimum savings balance stays at or above zero.</w:t>
+        <w:t xml:space="preserve">Break-even income drop: bisection over the drop fraction for M = 3 and 6; a deficit at baseline gives 0% with a flag; full coverage at 100% is reported as capped.</w:t>
       </w:r>
     </w:p>
     <w:p>
@@ -1208,7 +1824,7 @@
         <w:spacing w:after="60"/>
       </w:pPr>
       <w:r>
-        <w:t xml:space="preserve">Every result carries assumption objects with citations; wording rules forbid presenting runway as a prediction.</w:t>
+        <w:t xml:space="preserve">Context sentence only: CFPB research finds unexpected expenses are more common than income drops (wording verified against the source before use).</w:t>
       </w:r>
     </w:p>
     <w:p>
@@ -1225,7 +1841,7 @@
         <w:spacing w:after="120"/>
       </w:pPr>
       <w:r>
-        <w:t xml:space="preserve">ScenarioRequest (scenario id, type, params, horizon, seed, assumption ids) and ScenarioResult (monthly paths, first shortfall month, runway, cumulative shortfall, recovery month, assumptions) stored as JSON in the DecisionReport; ResilienceSummary with break-even drop and buffer months.</w:t>
+        <w:t xml:space="preserve">ScenarioRequest (scenario id, type, parameters, horizon, runs, seed, assumption ids) and ScenarioResult (run, start balance, monthly paths with savings and unfunded gap, first shortfall month, runway, maximum unfunded gap, recovery month, deficit-at-baseline flag, assumptions), stored in the DecisionReport; ResilienceSummary with break-even for 3 and 6 months and the capped flag.</w:t>
       </w:r>
     </w:p>
     <w:p>
@@ -1247,7 +1863,7 @@
         <w:spacing w:after="60"/>
       </w:pPr>
       <w:r>
-        <w:t xml:space="preserve">Stage 3: month_net function and payment; baseline scenario must equal the engine residual × 12 (acceptance test).</w:t>
+        <w:t xml:space="preserve">Stage 3: month_net(t) per month and F13; baseline equality is checked month by month, including debts that end mid-horizon.</w:t>
       </w:r>
     </w:p>
     <w:p>
@@ -1260,7 +1876,7 @@
         <w:spacing w:after="60"/>
       </w:pPr>
       <w:r>
-        <w:t xml:space="preserve">Stage 5: identical catalog and assumption ids for every alternative.</w:t>
+        <w:t xml:space="preserve">Stage 5: identical catalog and assumption ids; each alternative starts from its own F13.</w:t>
       </w:r>
     </w:p>
     <w:p>
@@ -1273,7 +1889,7 @@
         <w:spacing w:after="60"/>
       </w:pPr>
       <w:r>
-        <w:t xml:space="preserve">Stage 6: assumptions panel rendered beside every scenario card.</w:t>
+        <w:t xml:space="preserve">Stage 6: paired cards, the assumptions panel and the context sentence; never "you will run short".</w:t>
       </w:r>
     </w:p>
     <w:p>
@@ -1465,7 +2081,7 @@
                 <w:sz w:val="19"/>
                 <w:szCs w:val="19"/>
               </w:rPr>
-              <w:t xml:space="preserve">Monte Carlo on triangular income</w:t>
+              <w:t xml:space="preserve">"CFPB median" default shocks (v1.0)</w:t>
             </w:r>
           </w:p>
         </w:tc>
@@ -1496,7 +2112,7 @@
                 <w:sz w:val="19"/>
                 <w:szCs w:val="19"/>
               </w:rPr>
-              <w:t xml:space="preserve">3.45</w:t>
+              <w:t xml:space="preserve">—</w:t>
             </w:r>
           </w:p>
         </w:tc>
@@ -1527,7 +2143,7 @@
                 <w:sz w:val="19"/>
                 <w:szCs w:val="19"/>
               </w:rPr>
-              <w:t xml:space="preserve">Distribution is itself an assumption; easily over-read; kept as a labeled enhancement</w:t>
+              <w:t xml:space="preserve">Retracted: not substantiated in CFPB sources (audit)</w:t>
             </w:r>
           </w:p>
         </w:tc>
@@ -1560,7 +2176,7 @@
                 <w:sz w:val="19"/>
                 <w:szCs w:val="19"/>
               </w:rPr>
-              <w:t xml:space="preserve">Scenario tree with probabilities</w:t>
+              <w:t xml:space="preserve">Monte Carlo on triangular income</w:t>
             </w:r>
           </w:p>
         </w:tc>
@@ -1591,7 +2207,7 @@
                 <w:sz w:val="19"/>
                 <w:szCs w:val="19"/>
               </w:rPr>
-              <w:t xml:space="preserve">3.10</w:t>
+              <w:t xml:space="preserve">3.45</w:t>
             </w:r>
           </w:p>
         </w:tc>
@@ -1622,7 +2238,7 @@
                 <w:sz w:val="19"/>
                 <w:szCs w:val="19"/>
               </w:rPr>
-              <w:t xml:space="preserve">No defensible branch probabilities</w:t>
+              <w:t xml:space="preserve">Distribution is itself an assumption; deferred</w:t>
             </w:r>
           </w:p>
         </w:tc>
@@ -1655,7 +2271,7 @@
                 <w:sz w:val="19"/>
                 <w:szCs w:val="19"/>
               </w:rPr>
-              <w:t xml:space="preserve">Predictive distress model</w:t>
+              <w:t xml:space="preserve">Scenario tree with probabilities</w:t>
             </w:r>
           </w:p>
         </w:tc>
@@ -1686,7 +2302,7 @@
                 <w:sz w:val="19"/>
                 <w:szCs w:val="19"/>
               </w:rPr>
-              <w:t xml:space="preserve">1.80</w:t>
+              <w:t xml:space="preserve">3.10</w:t>
             </w:r>
           </w:p>
         </w:tc>
@@ -1717,7 +2333,7 @@
                 <w:sz w:val="19"/>
                 <w:szCs w:val="19"/>
               </w:rPr>
-              <w:t xml:space="preserve">No individual data; population statistics misapplied; misleading</w:t>
+              <w:t xml:space="preserve">No defensible branch probabilities</w:t>
             </w:r>
           </w:p>
         </w:tc>
@@ -1750,7 +2366,102 @@
                 <w:sz w:val="19"/>
                 <w:szCs w:val="19"/>
               </w:rPr>
-              <w:t xml:space="preserve">Deterministic scenarios + sensitivity + break-even (selected)</w:t>
+              <w:t xml:space="preserve">Predictive distress model</w:t>
+            </w:r>
+          </w:p>
+        </w:tc>
+        <w:tc>
+          <w:tcPr>
+            <w:tcW w:type="dxa" w:w="1600"/>
+            <w:tcBorders>
+              <w:top w:val="single" w:color="BFBFBF" w:sz="4"/>
+              <w:left w:val="single" w:color="BFBFBF" w:sz="4"/>
+              <w:bottom w:val="single" w:color="BFBFBF" w:sz="4"/>
+              <w:right w:val="single" w:color="BFBFBF" w:sz="4"/>
+            </w:tcBorders>
+            <w:tcMar>
+              <w:top w:type="dxa" w:w="60"/>
+              <w:left w:type="dxa" w:w="100"/>
+              <w:bottom w:type="dxa" w:w="60"/>
+              <w:right w:type="dxa" w:w="100"/>
+            </w:tcMar>
+          </w:tcPr>
+          <w:p>
+            <w:pPr>
+              <w:spacing w:after="0"/>
+            </w:pPr>
+            <w:r>
+              <w:rPr>
+                <w:b w:val="false"/>
+                <w:bCs w:val="false"/>
+                <w:sz w:val="19"/>
+                <w:szCs w:val="19"/>
+              </w:rPr>
+              <w:t xml:space="preserve">1.80</w:t>
+            </w:r>
+          </w:p>
+        </w:tc>
+        <w:tc>
+          <w:tcPr>
+            <w:tcW w:type="dxa" w:w="4960"/>
+            <w:tcBorders>
+              <w:top w:val="single" w:color="BFBFBF" w:sz="4"/>
+              <w:left w:val="single" w:color="BFBFBF" w:sz="4"/>
+              <w:bottom w:val="single" w:color="BFBFBF" w:sz="4"/>
+              <w:right w:val="single" w:color="BFBFBF" w:sz="4"/>
+            </w:tcBorders>
+            <w:tcMar>
+              <w:top w:type="dxa" w:w="60"/>
+              <w:left w:type="dxa" w:w="100"/>
+              <w:bottom w:type="dxa" w:w="60"/>
+              <w:right w:type="dxa" w:w="100"/>
+            </w:tcMar>
+          </w:tcPr>
+          <w:p>
+            <w:pPr>
+              <w:spacing w:after="0"/>
+            </w:pPr>
+            <w:r>
+              <w:rPr>
+                <w:b w:val="false"/>
+                <w:bCs w:val="false"/>
+                <w:sz w:val="19"/>
+                <w:szCs w:val="19"/>
+              </w:rPr>
+              <w:t xml:space="preserve">No individual data; misleading</w:t>
+            </w:r>
+          </w:p>
+        </w:tc>
+      </w:tr>
+      <w:tr>
+        <w:tc>
+          <w:tcPr>
+            <w:tcW w:type="dxa" w:w="2800"/>
+            <w:tcBorders>
+              <w:top w:val="single" w:color="BFBFBF" w:sz="4"/>
+              <w:left w:val="single" w:color="BFBFBF" w:sz="4"/>
+              <w:bottom w:val="single" w:color="BFBFBF" w:sz="4"/>
+              <w:right w:val="single" w:color="BFBFBF" w:sz="4"/>
+            </w:tcBorders>
+            <w:tcMar>
+              <w:top w:type="dxa" w:w="60"/>
+              <w:left w:type="dxa" w:w="100"/>
+              <w:bottom w:type="dxa" w:w="60"/>
+              <w:right w:type="dxa" w:w="100"/>
+            </w:tcMar>
+          </w:tcPr>
+          <w:p>
+            <w:pPr>
+              <w:spacing w:after="0"/>
+            </w:pPr>
+            <w:r>
+              <w:rPr>
+                <w:b w:val="false"/>
+                <w:bCs w:val="false"/>
+                <w:sz w:val="19"/>
+                <w:szCs w:val="19"/>
+              </w:rPr>
+              <w:t xml:space="preserve">Illustrative paired scenarios + floor/gap + break-even (selected, v1.1)</w:t>
             </w:r>
           </w:p>
         </w:tc>
@@ -2206,7 +2917,7 @@
                 <w:sz w:val="19"/>
                 <w:szCs w:val="19"/>
               </w:rPr>
-              <w:t xml:space="preserve">Runner + default catalog + break-even</w:t>
+              <w:t xml:space="preserve">Paired runner, catalog v1.1, floor and gap, break-even 3/6</w:t>
             </w:r>
           </w:p>
         </w:tc>
@@ -2268,7 +2979,7 @@
                 <w:sz w:val="19"/>
                 <w:szCs w:val="19"/>
               </w:rPr>
-              <w:t xml:space="preserve">Stress cards and break-even number in the dashboard</w:t>
+              <w:t xml:space="preserve">Stress cards and break-even in the dashboard</w:t>
             </w:r>
           </w:p>
         </w:tc>
@@ -2301,7 +3012,7 @@
                 <w:sz w:val="19"/>
                 <w:szCs w:val="19"/>
               </w:rPr>
-              <w:t xml:space="preserve">Sensitivity ranking; monotonicity and reproducibility tests</w:t>
+              <w:t xml:space="preserve">Sensitivity ranking; baseline, label, gap, pairing and edge-case tests</w:t>
             </w:r>
           </w:p>
         </w:tc>
@@ -2332,7 +3043,7 @@
                 <w:sz w:val="19"/>
                 <w:szCs w:val="19"/>
               </w:rPr>
-              <w:t xml:space="preserve">CP3</w:t>
+              <w:t xml:space="preserve">CP2</w:t>
             </w:r>
           </w:p>
         </w:tc>
@@ -2363,7 +3074,7 @@
                 <w:sz w:val="19"/>
                 <w:szCs w:val="19"/>
               </w:rPr>
-              <w:t xml:space="preserve">Acceptance tests A-09, A-10 green</w:t>
+              <w:t xml:space="preserve">A-09r, A-10r, A-33 to A-35 green</w:t>
             </w:r>
           </w:p>
         </w:tc>
@@ -2396,7 +3107,7 @@
                 <w:sz w:val="19"/>
                 <w:szCs w:val="19"/>
               </w:rPr>
-              <w:t xml:space="preserve">Monte Carlo (enhanced, flagged)</w:t>
+              <w:t xml:space="preserve">Custom scenarios and sliders (enhanced)</w:t>
             </w:r>
           </w:p>
         </w:tc>
@@ -2427,7 +3138,7 @@
                 <w:sz w:val="19"/>
                 <w:szCs w:val="19"/>
               </w:rPr>
-              <w:t xml:space="preserve">after CP3 only if time</w:t>
+              <w:t xml:space="preserve">after CP3 only</w:t>
             </w:r>
           </w:p>
         </w:tc>
@@ -2458,7 +3169,7 @@
                 <w:sz w:val="19"/>
                 <w:szCs w:val="19"/>
               </w:rPr>
-              <w:t xml:space="preserve">Assumption-driven ranges with seed shown</w:t>
+              <w:t xml:space="preserve">User-defined what-ifs</w:t>
             </w:r>
           </w:p>
         </w:tc>
@@ -2488,7 +3199,7 @@
         <w:spacing w:after="60"/>
       </w:pPr>
       <w:r>
-        <w:t xml:space="preserve">Baseline equality with Stage 3.</w:t>
+        <w:t xml:space="preserve">Month-by-month baseline equality including a debt ending in month 4 (A-09r).</w:t>
       </w:r>
     </w:p>
     <w:p>
@@ -2501,7 +3212,7 @@
         <w:spacing w:after="60"/>
       </w:pPr>
       <w:r>
-        <w:t xml:space="preserve">Hand-computed 12-month paths for three fixtures cross-checked in a spreadsheet.</w:t>
+        <w:t xml:space="preserve">Label audit: every assumption contains "Illustrative"; no "CFPB median" in config (A-10r).</w:t>
       </w:r>
     </w:p>
     <w:p>
@@ -2514,7 +3225,7 @@
         <w:spacing w:after="60"/>
       </w:pPr>
       <w:r>
-        <w:t xml:space="preserve">Monotonicity: more savings never shortens runway; larger shock never reduces cumulative shortfall.</w:t>
+        <w:t xml:space="preserve">Balance never negative; correct maximum unfunded gap (A-33).</w:t>
       </w:r>
     </w:p>
     <w:p>
@@ -2527,7 +3238,7 @@
         <w:spacing w:after="60"/>
       </w:pPr>
       <w:r>
-        <w:t xml:space="preserve">Golden files; label audit that every scenario has a cited assumption.</w:t>
+        <w:t xml:space="preserve">Without-offer runway ≥ with-offer runway (A-34); break-even edge cases (A-35).</w:t>
       </w:r>
     </w:p>
     <w:p>
@@ -2544,7 +3255,7 @@
         <w:spacing w:after="120"/>
       </w:pPr>
       <w:r>
-        <w:t xml:space="preserve">Deliver deterministic scenarios with visible assumptions and the break-even income drop as the resilience measure. Resist adding Monte Carlo before the deterministic layer is tested and labeled; the honest capability is consequence analysis under stated assumptions, not forecasting.</w:t>
+        <w:t xml:space="preserve">Deliver paired, illustrative scenarios with visible assumptions and the break-even income drop. The honest capability is consequence analysis under stated, user-relative assumptions. It is not forecasting, and no scenario size may be attributed to CFPB.</w:t>
       </w:r>
     </w:p>
     <w:sectPr>
